--- a/CARTA MAESTRIA/proceso carta.docx
+++ b/CARTA MAESTRIA/proceso carta.docx
@@ -5,186 +5,773 @@
     <w:p>
       <w:pPr>
         <w:jc w:val="right"/>
-      </w:pPr>
-      <w:r>
-        <w:t>Quetzaltenango, 08 de octubre 2026</w:t>
+        <w:rPr>
+          <w:rFonts w:ascii="Arial" w:hAnsi="Arial" w:cs="Arial"/>
+          <w:sz w:val="24"/>
+          <w:szCs w:val="24"/>
+        </w:rPr>
+      </w:pPr>
+      <w:r>
+        <w:rPr>
+          <w:rFonts w:ascii="Arial" w:hAnsi="Arial" w:cs="Arial"/>
+          <w:sz w:val="24"/>
+          <w:szCs w:val="24"/>
+        </w:rPr>
+        <w:t xml:space="preserve">Quetzaltenango, </w:t>
+      </w:r>
+      <w:r>
+        <w:rPr>
+          <w:rFonts w:ascii="Arial" w:hAnsi="Arial" w:cs="Arial"/>
+          <w:sz w:val="24"/>
+          <w:szCs w:val="24"/>
+        </w:rPr>
+        <w:t>1</w:t>
+      </w:r>
+      <w:r>
+        <w:rPr>
+          <w:rFonts w:ascii="Arial" w:hAnsi="Arial" w:cs="Arial"/>
+          <w:sz w:val="24"/>
+          <w:szCs w:val="24"/>
+        </w:rPr>
+        <w:t>3</w:t>
+      </w:r>
+      <w:r>
+        <w:rPr>
+          <w:rFonts w:ascii="Arial" w:hAnsi="Arial" w:cs="Arial"/>
+          <w:sz w:val="24"/>
+          <w:szCs w:val="24"/>
+        </w:rPr>
+        <w:t xml:space="preserve"> de octubre 2026</w:t>
       </w:r>
     </w:p>
     <w:p>
       <w:pPr>
         <w:spacing w:after="0" w:line="240" w:lineRule="auto"/>
-      </w:pPr>
-      <w:r>
+        <w:rPr>
+          <w:rFonts w:ascii="Arial" w:hAnsi="Arial" w:cs="Arial"/>
+          <w:sz w:val="24"/>
+          <w:szCs w:val="24"/>
+        </w:rPr>
+      </w:pPr>
+      <w:r>
+        <w:rPr>
+          <w:rFonts w:ascii="Arial" w:hAnsi="Arial" w:cs="Arial"/>
+          <w:sz w:val="24"/>
+          <w:szCs w:val="24"/>
+        </w:rPr>
         <w:t>Universidad de San Carlos de Guatemala</w:t>
       </w:r>
     </w:p>
     <w:p>
       <w:pPr>
         <w:spacing w:after="0" w:line="240" w:lineRule="auto"/>
-      </w:pPr>
-      <w:r>
+        <w:rPr>
+          <w:rFonts w:ascii="Arial" w:hAnsi="Arial" w:cs="Arial"/>
+          <w:sz w:val="24"/>
+          <w:szCs w:val="24"/>
+        </w:rPr>
+      </w:pPr>
+      <w:r>
+        <w:rPr>
+          <w:rFonts w:ascii="Arial" w:hAnsi="Arial" w:cs="Arial"/>
+          <w:sz w:val="24"/>
+          <w:szCs w:val="24"/>
+        </w:rPr>
         <w:t>Centro Universitario de Occidente</w:t>
       </w:r>
     </w:p>
     <w:p>
       <w:pPr>
         <w:spacing w:after="0" w:line="240" w:lineRule="auto"/>
-      </w:pPr>
-      <w:r>
+        <w:rPr>
+          <w:rFonts w:ascii="Arial" w:hAnsi="Arial" w:cs="Arial"/>
+          <w:sz w:val="24"/>
+          <w:szCs w:val="24"/>
+        </w:rPr>
+      </w:pPr>
+      <w:r>
+        <w:rPr>
+          <w:rFonts w:ascii="Arial" w:hAnsi="Arial" w:cs="Arial"/>
+          <w:sz w:val="24"/>
+          <w:szCs w:val="24"/>
+        </w:rPr>
         <w:t>División de Ciencias de la Ingeniería</w:t>
       </w:r>
     </w:p>
     <w:p>
       <w:pPr>
         <w:spacing w:after="0"/>
+        <w:rPr>
+          <w:rFonts w:ascii="Arial" w:hAnsi="Arial" w:cs="Arial"/>
+          <w:sz w:val="24"/>
+          <w:szCs w:val="24"/>
+        </w:rPr>
       </w:pPr>
     </w:p>
     <w:p>
       <w:pPr>
         <w:spacing w:after="0"/>
-      </w:pPr>
-      <w:r>
+        <w:rPr>
+          <w:rFonts w:ascii="Arial" w:hAnsi="Arial" w:cs="Arial"/>
+          <w:sz w:val="24"/>
+          <w:szCs w:val="24"/>
+        </w:rPr>
+      </w:pPr>
+      <w:r>
+        <w:rPr>
+          <w:rFonts w:ascii="Arial" w:hAnsi="Arial" w:cs="Arial"/>
+          <w:sz w:val="24"/>
+          <w:szCs w:val="24"/>
+        </w:rPr>
         <w:t>Ing. Civil Nery Iván Pérez Morales</w:t>
       </w:r>
     </w:p>
     <w:p>
       <w:pPr>
         <w:spacing w:after="0"/>
-      </w:pPr>
-      <w:r>
+        <w:rPr>
+          <w:rFonts w:ascii="Arial" w:hAnsi="Arial" w:cs="Arial"/>
+          <w:sz w:val="24"/>
+          <w:szCs w:val="24"/>
+        </w:rPr>
+      </w:pPr>
+      <w:r>
+        <w:rPr>
+          <w:rFonts w:ascii="Arial" w:hAnsi="Arial" w:cs="Arial"/>
+          <w:sz w:val="24"/>
+          <w:szCs w:val="24"/>
+        </w:rPr>
         <w:t>Coordinador de carrera</w:t>
       </w:r>
     </w:p>
     <w:p>
       <w:pPr>
         <w:spacing w:after="0"/>
+        <w:rPr>
+          <w:rFonts w:ascii="Arial" w:hAnsi="Arial" w:cs="Arial"/>
+          <w:sz w:val="24"/>
+          <w:szCs w:val="24"/>
+        </w:rPr>
       </w:pPr>
     </w:p>
     <w:p>
       <w:pPr>
         <w:spacing w:after="0"/>
-      </w:pPr>
-      <w:r>
+        <w:jc w:val="both"/>
+        <w:rPr>
+          <w:rFonts w:ascii="Arial" w:hAnsi="Arial" w:cs="Arial"/>
+          <w:sz w:val="24"/>
+          <w:szCs w:val="24"/>
+        </w:rPr>
+      </w:pPr>
+      <w:r>
+        <w:rPr>
+          <w:rFonts w:ascii="Arial" w:hAnsi="Arial" w:cs="Arial"/>
+          <w:sz w:val="24"/>
+          <w:szCs w:val="24"/>
+        </w:rPr>
         <w:t>Estimado ingeniero, por medio del presente reciba un atento y cordial saludo,</w:t>
       </w:r>
     </w:p>
     <w:p>
       <w:pPr>
         <w:spacing w:after="0"/>
-      </w:pPr>
-      <w:r>
+        <w:jc w:val="both"/>
+        <w:rPr>
+          <w:rFonts w:ascii="Arial" w:hAnsi="Arial" w:cs="Arial"/>
+          <w:sz w:val="24"/>
+          <w:szCs w:val="24"/>
+        </w:rPr>
+      </w:pPr>
+      <w:r>
+        <w:rPr>
+          <w:rFonts w:ascii="Arial" w:hAnsi="Arial" w:cs="Arial"/>
+          <w:sz w:val="24"/>
+          <w:szCs w:val="24"/>
+        </w:rPr>
         <w:t>deseándole salud y éxito en sus actividades.</w:t>
       </w:r>
     </w:p>
-    <w:p/>
+    <w:p>
+      <w:pPr>
+        <w:jc w:val="both"/>
+        <w:rPr>
+          <w:rFonts w:ascii="Arial" w:hAnsi="Arial" w:cs="Arial"/>
+          <w:sz w:val="24"/>
+          <w:szCs w:val="24"/>
+        </w:rPr>
+      </w:pPr>
+    </w:p>
     <w:p>
       <w:pPr>
         <w:spacing w:after="0"/>
-      </w:pPr>
-      <w:r>
-        <w:t>Yo, Giovani Estuardo Tzul Pérez, con carné/DPI: -----------------, estado civil soltero,</w:t>
-      </w:r>
-    </w:p>
-    <w:p>
-      <w:pPr>
-        <w:spacing w:after="0"/>
-      </w:pPr>
-      <w:r>
-        <w:t>estudiante de la carrera de ingeniería civil, con cierre de pensum, nacido --------------;</w:t>
-      </w:r>
-    </w:p>
-    <w:p>
-      <w:pPr>
-        <w:spacing w:after="0"/>
-      </w:pPr>
-      <w:r>
-        <w:t>Bachiller en dibujo de construcción, con registro académico: ------------; con domicilio</w:t>
-      </w:r>
-    </w:p>
-    <w:p>
-      <w:pPr>
-        <w:spacing w:after="0"/>
-      </w:pPr>
-      <w:r>
-        <w:t>Caserío centro Aldea ------------, residencia en el municipio de Totonicapán, Departamento</w:t>
-      </w:r>
-    </w:p>
-    <w:p>
-      <w:pPr>
-        <w:spacing w:after="0"/>
-      </w:pPr>
-      <w:r>
-        <w:t>de Totonicapán, lugar que señalo para recibir notificaciones o al teléfono celular (502)</w:t>
-      </w:r>
-    </w:p>
-    <w:p>
-      <w:pPr>
-        <w:spacing w:after="0"/>
-      </w:pPr>
-      <w:r>
-        <w:t xml:space="preserve">33156856 y al correo electrónico </w:t>
+        <w:jc w:val="both"/>
+        <w:rPr>
+          <w:rFonts w:ascii="Arial" w:hAnsi="Arial" w:cs="Arial"/>
+          <w:sz w:val="24"/>
+          <w:szCs w:val="24"/>
+        </w:rPr>
+      </w:pPr>
+      <w:r>
+        <w:rPr>
+          <w:rFonts w:ascii="Arial" w:hAnsi="Arial" w:cs="Arial"/>
+          <w:sz w:val="24"/>
+          <w:szCs w:val="24"/>
+        </w:rPr>
+        <w:t xml:space="preserve">Yo, </w:t>
+      </w:r>
+      <w:r>
+        <w:rPr>
+          <w:rFonts w:ascii="Arial" w:hAnsi="Arial" w:cs="Arial"/>
+          <w:b/>
+          <w:bCs/>
+          <w:sz w:val="24"/>
+          <w:szCs w:val="24"/>
+        </w:rPr>
+        <w:t>Marlon Ivan Carreto Rivera</w:t>
+      </w:r>
+      <w:r>
+        <w:rPr>
+          <w:rFonts w:ascii="Arial" w:hAnsi="Arial" w:cs="Arial"/>
+          <w:sz w:val="24"/>
+          <w:szCs w:val="24"/>
+        </w:rPr>
+        <w:t xml:space="preserve">, con carné/DPI: </w:t>
+      </w:r>
+      <w:r>
+        <w:rPr>
+          <w:rFonts w:ascii="Arial" w:hAnsi="Arial" w:cs="Arial"/>
+          <w:b/>
+          <w:bCs/>
+          <w:sz w:val="24"/>
+          <w:szCs w:val="24"/>
+        </w:rPr>
+        <w:t>2733955050909</w:t>
+      </w:r>
+      <w:r>
+        <w:rPr>
+          <w:rFonts w:ascii="Arial" w:hAnsi="Arial" w:cs="Arial"/>
+          <w:sz w:val="24"/>
+          <w:szCs w:val="24"/>
+        </w:rPr>
+        <w:t>, estado civil soltero,</w:t>
+      </w:r>
+      <w:r>
+        <w:rPr>
+          <w:rFonts w:ascii="Arial" w:hAnsi="Arial" w:cs="Arial"/>
+          <w:sz w:val="24"/>
+          <w:szCs w:val="24"/>
+        </w:rPr>
+        <w:t xml:space="preserve"> </w:t>
+      </w:r>
+      <w:r>
+        <w:rPr>
+          <w:rFonts w:ascii="Arial" w:hAnsi="Arial" w:cs="Arial"/>
+          <w:sz w:val="24"/>
+          <w:szCs w:val="24"/>
+        </w:rPr>
+        <w:t xml:space="preserve">estudiante de la carrera de ingeniería civil, con cierre de pensum, nacido </w:t>
+      </w:r>
+      <w:r>
+        <w:rPr>
+          <w:rFonts w:ascii="Arial" w:hAnsi="Arial" w:cs="Arial"/>
+          <w:sz w:val="24"/>
+          <w:szCs w:val="24"/>
+        </w:rPr>
+        <w:t>el 29 de Septiembre de 1993</w:t>
+      </w:r>
+      <w:r>
+        <w:rPr>
+          <w:rFonts w:ascii="Arial" w:hAnsi="Arial" w:cs="Arial"/>
+          <w:sz w:val="24"/>
+          <w:szCs w:val="24"/>
+        </w:rPr>
+        <w:t>;</w:t>
+      </w:r>
+      <w:r>
+        <w:rPr>
+          <w:rFonts w:ascii="Arial" w:hAnsi="Arial" w:cs="Arial"/>
+          <w:sz w:val="24"/>
+          <w:szCs w:val="24"/>
+        </w:rPr>
+        <w:t xml:space="preserve"> </w:t>
+      </w:r>
+      <w:r>
+        <w:rPr>
+          <w:rFonts w:ascii="Arial" w:hAnsi="Arial" w:cs="Arial"/>
+          <w:sz w:val="24"/>
+          <w:szCs w:val="24"/>
+        </w:rPr>
+        <w:t xml:space="preserve">Bachiller en </w:t>
+      </w:r>
+      <w:r>
+        <w:rPr>
+          <w:rFonts w:ascii="Arial" w:hAnsi="Arial" w:cs="Arial"/>
+          <w:sz w:val="24"/>
+          <w:szCs w:val="24"/>
+        </w:rPr>
+        <w:t>Ciencias y Letras</w:t>
+      </w:r>
+      <w:r>
+        <w:rPr>
+          <w:rFonts w:ascii="Arial" w:hAnsi="Arial" w:cs="Arial"/>
+          <w:sz w:val="24"/>
+          <w:szCs w:val="24"/>
+        </w:rPr>
+        <w:t>, con registro académico</w:t>
+      </w:r>
+      <w:r>
+        <w:rPr>
+          <w:rFonts w:ascii="Arial" w:hAnsi="Arial" w:cs="Arial"/>
+          <w:b/>
+          <w:bCs/>
+          <w:sz w:val="24"/>
+          <w:szCs w:val="24"/>
+        </w:rPr>
+        <w:t>:</w:t>
+      </w:r>
+      <w:r>
+        <w:rPr>
+          <w:rFonts w:ascii="Arial" w:hAnsi="Arial" w:cs="Arial"/>
+          <w:b/>
+          <w:bCs/>
+          <w:sz w:val="24"/>
+          <w:szCs w:val="24"/>
+        </w:rPr>
+        <w:t xml:space="preserve"> </w:t>
+      </w:r>
+      <w:r>
+        <w:rPr>
+          <w:rFonts w:ascii="Arial" w:hAnsi="Arial" w:cs="Arial"/>
+          <w:b/>
+          <w:bCs/>
+          <w:sz w:val="24"/>
+          <w:szCs w:val="24"/>
+        </w:rPr>
+        <w:t>201230088</w:t>
+      </w:r>
+      <w:r>
+        <w:rPr>
+          <w:rFonts w:ascii="Arial" w:hAnsi="Arial" w:cs="Arial"/>
+          <w:sz w:val="24"/>
+          <w:szCs w:val="24"/>
+        </w:rPr>
+        <w:t>; con domicilio</w:t>
+      </w:r>
+      <w:r>
+        <w:rPr>
+          <w:rFonts w:ascii="Arial" w:hAnsi="Arial" w:cs="Arial"/>
+          <w:sz w:val="24"/>
+          <w:szCs w:val="24"/>
+        </w:rPr>
+        <w:t xml:space="preserve"> en</w:t>
+      </w:r>
+      <w:r>
+        <w:rPr>
+          <w:rFonts w:ascii="Arial" w:hAnsi="Arial" w:cs="Arial"/>
+          <w:sz w:val="24"/>
+          <w:szCs w:val="24"/>
+        </w:rPr>
+        <w:t xml:space="preserve"> </w:t>
+      </w:r>
+      <w:r>
+        <w:rPr>
+          <w:rFonts w:ascii="Arial" w:hAnsi="Arial" w:cs="Arial"/>
+          <w:sz w:val="24"/>
+          <w:szCs w:val="24"/>
+        </w:rPr>
+        <w:t>Barrio el Calvario Zona</w:t>
+      </w:r>
+      <w:r>
+        <w:rPr>
+          <w:rFonts w:ascii="Arial" w:hAnsi="Arial" w:cs="Arial"/>
+          <w:sz w:val="24"/>
+          <w:szCs w:val="24"/>
+        </w:rPr>
+        <w:t xml:space="preserve"> </w:t>
+      </w:r>
+      <w:r>
+        <w:rPr>
+          <w:rFonts w:ascii="Arial" w:hAnsi="Arial" w:cs="Arial"/>
+          <w:sz w:val="24"/>
+          <w:szCs w:val="24"/>
+        </w:rPr>
+        <w:t>2</w:t>
+      </w:r>
+      <w:r>
+        <w:rPr>
+          <w:rFonts w:ascii="Arial" w:hAnsi="Arial" w:cs="Arial"/>
+          <w:sz w:val="24"/>
+          <w:szCs w:val="24"/>
+        </w:rPr>
+        <w:t>, residencia en el municipio de</w:t>
+      </w:r>
+      <w:r>
+        <w:rPr>
+          <w:rFonts w:ascii="Arial" w:hAnsi="Arial" w:cs="Arial"/>
+          <w:sz w:val="24"/>
+          <w:szCs w:val="24"/>
+        </w:rPr>
+        <w:t xml:space="preserve"> San Juan Ostuncalco</w:t>
+      </w:r>
+      <w:r>
+        <w:rPr>
+          <w:rFonts w:ascii="Arial" w:hAnsi="Arial" w:cs="Arial"/>
+          <w:sz w:val="24"/>
+          <w:szCs w:val="24"/>
+        </w:rPr>
+        <w:t>, Departamento</w:t>
+      </w:r>
+      <w:r>
+        <w:rPr>
+          <w:rFonts w:ascii="Arial" w:hAnsi="Arial" w:cs="Arial"/>
+          <w:sz w:val="24"/>
+          <w:szCs w:val="24"/>
+        </w:rPr>
+        <w:t xml:space="preserve"> </w:t>
+      </w:r>
+      <w:r>
+        <w:rPr>
+          <w:rFonts w:ascii="Arial" w:hAnsi="Arial" w:cs="Arial"/>
+          <w:sz w:val="24"/>
+          <w:szCs w:val="24"/>
+        </w:rPr>
+        <w:t>de Quetzaltenango</w:t>
+      </w:r>
+      <w:r>
+        <w:rPr>
+          <w:rFonts w:ascii="Arial" w:hAnsi="Arial" w:cs="Arial"/>
+          <w:sz w:val="24"/>
+          <w:szCs w:val="24"/>
+        </w:rPr>
+        <w:t>, lugar que señalo para recibir notificaciones o al teléfono celular (502)</w:t>
+      </w:r>
+      <w:r>
+        <w:rPr>
+          <w:rFonts w:ascii="Arial" w:hAnsi="Arial" w:cs="Arial"/>
+          <w:sz w:val="24"/>
+          <w:szCs w:val="24"/>
+        </w:rPr>
+        <w:t xml:space="preserve"> 40286249</w:t>
+      </w:r>
+      <w:r>
+        <w:rPr>
+          <w:rFonts w:ascii="Arial" w:hAnsi="Arial" w:cs="Arial"/>
+          <w:sz w:val="24"/>
+          <w:szCs w:val="24"/>
+        </w:rPr>
+        <w:t xml:space="preserve"> y al correo electrónico </w:t>
       </w:r>
       <w:hyperlink r:id="rId4" w:history="1">
         <w:r>
           <w:rPr>
             <w:rStyle w:val="Hipervnculo"/>
+            <w:rFonts w:ascii="Arial" w:hAnsi="Arial" w:cs="Arial"/>
+            <w:sz w:val="24"/>
+            <w:szCs w:val="24"/>
           </w:rPr>
-          <w:t>giovanitzul201630811@cunoc.edu.gt</w:t>
+          <w:t>marlonivan-carretorivera@cunoc.edu.gt</w:t>
         </w:r>
       </w:hyperlink>
     </w:p>
-    <w:p/>
+    <w:p>
+      <w:pPr>
+        <w:jc w:val="both"/>
+        <w:rPr>
+          <w:rFonts w:ascii="Arial" w:hAnsi="Arial" w:cs="Arial"/>
+          <w:sz w:val="24"/>
+          <w:szCs w:val="24"/>
+        </w:rPr>
+      </w:pPr>
+    </w:p>
     <w:p>
       <w:pPr>
         <w:spacing w:after="0"/>
-      </w:pPr>
-      <w:r>
+        <w:jc w:val="both"/>
+        <w:rPr>
+          <w:rFonts w:ascii="Arial" w:hAnsi="Arial" w:cs="Arial"/>
+          <w:sz w:val="24"/>
+          <w:szCs w:val="24"/>
+        </w:rPr>
+      </w:pPr>
+      <w:r>
+        <w:rPr>
+          <w:rFonts w:ascii="Arial" w:hAnsi="Arial" w:cs="Arial"/>
+          <w:sz w:val="24"/>
+          <w:szCs w:val="24"/>
+        </w:rPr>
         <w:t>De la manera más atenta, MANIFIESTO mi intención de cursar la maestría en</w:t>
       </w:r>
     </w:p>
     <w:p>
       <w:pPr>
         <w:spacing w:after="0"/>
-      </w:pPr>
-      <w:r>
+        <w:jc w:val="both"/>
+        <w:rPr>
+          <w:rFonts w:ascii="Arial" w:hAnsi="Arial" w:cs="Arial"/>
+          <w:sz w:val="24"/>
+          <w:szCs w:val="24"/>
+        </w:rPr>
+      </w:pPr>
+      <w:r>
+        <w:rPr>
+          <w:rFonts w:ascii="Arial" w:hAnsi="Arial" w:cs="Arial"/>
+          <w:sz w:val="24"/>
+          <w:szCs w:val="24"/>
+        </w:rPr>
         <w:t>Ingeniería Estructural y Sismo-Resistente en la Universidad de San Carlos de</w:t>
       </w:r>
     </w:p>
     <w:p>
       <w:pPr>
         <w:spacing w:after="0"/>
-      </w:pPr>
-      <w:r>
-        <w:t>Guatemala Centro Universitario de Occidente (CUNOC). Al mismo tiempo, SOLICITO</w:t>
-      </w:r>
+        <w:jc w:val="both"/>
+        <w:rPr>
+          <w:rFonts w:ascii="Arial" w:hAnsi="Arial" w:cs="Arial"/>
+          <w:sz w:val="24"/>
+          <w:szCs w:val="24"/>
+        </w:rPr>
+      </w:pPr>
+      <w:r>
+        <w:rPr>
+          <w:rFonts w:ascii="Arial" w:hAnsi="Arial" w:cs="Arial"/>
+          <w:sz w:val="24"/>
+          <w:szCs w:val="24"/>
+        </w:rPr>
+        <w:t>Guatemala</w:t>
+      </w:r>
+      <w:r>
+        <w:rPr>
+          <w:rFonts w:ascii="Arial" w:hAnsi="Arial" w:cs="Arial"/>
+          <w:sz w:val="24"/>
+          <w:szCs w:val="24"/>
+        </w:rPr>
+        <w:t xml:space="preserve">, </w:t>
+      </w:r>
+      <w:r>
+        <w:rPr>
+          <w:rFonts w:ascii="Arial" w:hAnsi="Arial" w:cs="Arial"/>
+          <w:sz w:val="24"/>
+          <w:szCs w:val="24"/>
+        </w:rPr>
+        <w:t>Centro Universitario de Occidente (CUNOC). Al mismo tiempo, SOLICITO</w:t>
+      </w:r>
+      <w:r>
+        <w:rPr>
+          <w:rFonts w:ascii="Arial" w:hAnsi="Arial" w:cs="Arial"/>
+          <w:sz w:val="24"/>
+          <w:szCs w:val="24"/>
+        </w:rPr>
+        <w:t xml:space="preserve"> </w:t>
+      </w:r>
+      <w:r>
+        <w:rPr>
+          <w:rFonts w:ascii="Arial" w:hAnsi="Arial" w:cs="Arial"/>
+          <w:sz w:val="24"/>
+          <w:szCs w:val="24"/>
+        </w:rPr>
+        <w:t>resolución favorable para ingresar a la modalidad de graduación por año de maestría.</w:t>
+      </w:r>
+    </w:p>
+    <w:p>
+      <w:pPr>
+        <w:jc w:val="both"/>
+        <w:rPr>
+          <w:rFonts w:ascii="Arial" w:hAnsi="Arial" w:cs="Arial"/>
+          <w:sz w:val="24"/>
+          <w:szCs w:val="24"/>
+        </w:rPr>
+      </w:pPr>
     </w:p>
     <w:p>
       <w:pPr>
         <w:spacing w:after="0"/>
-      </w:pPr>
-      <w:r>
-        <w:t>resolución favorable para ingresar a la modalidad de graduación por año de maestría.</w:t>
-      </w:r>
-    </w:p>
-    <w:p/>
+        <w:jc w:val="both"/>
+        <w:rPr>
+          <w:rFonts w:ascii="Arial" w:hAnsi="Arial" w:cs="Arial"/>
+          <w:sz w:val="24"/>
+          <w:szCs w:val="24"/>
+        </w:rPr>
+      </w:pPr>
+      <w:r>
+        <w:rPr>
+          <w:rFonts w:ascii="Arial" w:hAnsi="Arial" w:cs="Arial"/>
+          <w:sz w:val="24"/>
+          <w:szCs w:val="24"/>
+        </w:rPr>
+        <w:t>Sin más que manifestar y solicitar me suscribo de usted, agradeciendo la atención</w:t>
+      </w:r>
+    </w:p>
     <w:p>
       <w:pPr>
         <w:spacing w:after="0"/>
-      </w:pPr>
-      <w:r>
-        <w:t>Sin más que manifestar y solicitar me suscribo de usted, agradeciendo la atención</w:t>
-      </w:r>
+        <w:jc w:val="both"/>
+        <w:rPr>
+          <w:rFonts w:ascii="Arial" w:hAnsi="Arial" w:cs="Arial"/>
+          <w:sz w:val="24"/>
+          <w:szCs w:val="24"/>
+        </w:rPr>
+      </w:pPr>
+      <w:r>
+        <w:rPr>
+          <w:rFonts w:ascii="Arial" w:hAnsi="Arial" w:cs="Arial"/>
+          <w:sz w:val="24"/>
+          <w:szCs w:val="24"/>
+        </w:rPr>
+        <w:t>prestada.</w:t>
+      </w:r>
+    </w:p>
+    <w:p>
+      <w:pPr>
+        <w:jc w:val="both"/>
+        <w:rPr>
+          <w:rFonts w:ascii="Arial" w:hAnsi="Arial" w:cs="Arial"/>
+          <w:sz w:val="24"/>
+          <w:szCs w:val="24"/>
+        </w:rPr>
+      </w:pPr>
+    </w:p>
+    <w:p>
+      <w:pPr>
+        <w:jc w:val="both"/>
+        <w:rPr>
+          <w:rFonts w:ascii="Arial" w:hAnsi="Arial" w:cs="Arial"/>
+          <w:sz w:val="24"/>
+          <w:szCs w:val="24"/>
+        </w:rPr>
+      </w:pPr>
+      <w:r>
+        <w:rPr>
+          <w:rFonts w:ascii="Arial" w:hAnsi="Arial" w:cs="Arial"/>
+          <w:sz w:val="24"/>
+          <w:szCs w:val="24"/>
+        </w:rPr>
+        <w:t xml:space="preserve">Atentamente, </w:t>
+      </w:r>
+    </w:p>
+    <w:p>
+      <w:pPr>
+        <w:jc w:val="both"/>
+        <w:rPr>
+          <w:rFonts w:ascii="Arial" w:hAnsi="Arial" w:cs="Arial"/>
+          <w:sz w:val="24"/>
+          <w:szCs w:val="24"/>
+        </w:rPr>
+      </w:pPr>
+    </w:p>
+    <w:p>
+      <w:pPr>
+        <w:jc w:val="both"/>
+        <w:rPr>
+          <w:rFonts w:ascii="Arial" w:hAnsi="Arial" w:cs="Arial"/>
+          <w:sz w:val="24"/>
+          <w:szCs w:val="24"/>
+        </w:rPr>
+      </w:pPr>
+    </w:p>
+    <w:p>
+      <w:pPr>
+        <w:jc w:val="both"/>
+        <w:rPr>
+          <w:rFonts w:ascii="Arial" w:hAnsi="Arial" w:cs="Arial"/>
+          <w:sz w:val="24"/>
+          <w:szCs w:val="24"/>
+        </w:rPr>
+      </w:pPr>
+    </w:p>
+    <w:p>
+      <w:pPr>
+        <w:rPr>
+          <w:rFonts w:ascii="Arial" w:hAnsi="Arial" w:cs="Arial"/>
+          <w:sz w:val="24"/>
+          <w:szCs w:val="24"/>
+        </w:rPr>
+      </w:pPr>
     </w:p>
     <w:p>
       <w:pPr>
         <w:spacing w:after="0"/>
-      </w:pPr>
-      <w:r>
-        <w:t>prestada.</w:t>
-      </w:r>
-    </w:p>
-    <w:p/>
-    <w:p/>
+        <w:rPr>
+          <w:rFonts w:ascii="Arial" w:hAnsi="Arial" w:cs="Arial"/>
+          <w:b/>
+          <w:bCs/>
+          <w:sz w:val="24"/>
+          <w:szCs w:val="24"/>
+        </w:rPr>
+      </w:pPr>
+      <w:r>
+        <w:rPr>
+          <w:rFonts w:ascii="Arial" w:hAnsi="Arial" w:cs="Arial"/>
+          <w:sz w:val="24"/>
+          <w:szCs w:val="24"/>
+        </w:rPr>
+        <w:tab/>
+      </w:r>
+      <w:r>
+        <w:rPr>
+          <w:rFonts w:ascii="Arial" w:hAnsi="Arial" w:cs="Arial"/>
+          <w:sz w:val="24"/>
+          <w:szCs w:val="24"/>
+        </w:rPr>
+        <w:tab/>
+      </w:r>
+      <w:r>
+        <w:rPr>
+          <w:rFonts w:ascii="Arial" w:hAnsi="Arial" w:cs="Arial"/>
+          <w:b/>
+          <w:bCs/>
+          <w:sz w:val="24"/>
+          <w:szCs w:val="24"/>
+        </w:rPr>
+        <w:t>__________________________________________________</w:t>
+      </w:r>
+    </w:p>
+    <w:p>
+      <w:pPr>
+        <w:spacing w:after="0"/>
+        <w:jc w:val="center"/>
+        <w:rPr>
+          <w:rFonts w:ascii="Arial" w:hAnsi="Arial" w:cs="Arial"/>
+          <w:b/>
+          <w:bCs/>
+          <w:sz w:val="24"/>
+          <w:szCs w:val="24"/>
+        </w:rPr>
+      </w:pPr>
+      <w:r>
+        <w:rPr>
+          <w:rFonts w:ascii="Arial" w:hAnsi="Arial" w:cs="Arial"/>
+          <w:b/>
+          <w:bCs/>
+          <w:sz w:val="24"/>
+          <w:szCs w:val="24"/>
+        </w:rPr>
+        <w:t>F. Marlon Ivan Carreto Rivera</w:t>
+      </w:r>
+    </w:p>
+    <w:p>
+      <w:pPr>
+        <w:spacing w:after="0"/>
+        <w:jc w:val="center"/>
+        <w:rPr>
+          <w:rFonts w:ascii="Arial" w:hAnsi="Arial" w:cs="Arial"/>
+          <w:b/>
+          <w:bCs/>
+          <w:sz w:val="24"/>
+          <w:szCs w:val="24"/>
+        </w:rPr>
+      </w:pPr>
+      <w:r>
+        <w:rPr>
+          <w:rFonts w:ascii="Arial" w:hAnsi="Arial" w:cs="Arial"/>
+          <w:b/>
+          <w:bCs/>
+          <w:sz w:val="24"/>
+          <w:szCs w:val="24"/>
+        </w:rPr>
+        <w:t>Estudiante de Ingeniería Civil con cierre de pensum</w:t>
+      </w:r>
+    </w:p>
     <w:sectPr>
       <w:pgSz w:w="12240" w:h="15840"/>
       <w:pgMar w:top="1417" w:right="1701" w:bottom="1417" w:left="1701" w:header="708" w:footer="708" w:gutter="0"/>
